--- a/report/project_background.docx
+++ b/report/project_background.docx
@@ -1006,7 +1006,7 @@
         <w:t xml:space="preserve"> </w:t>
       </w:r>
       <w:r>
-        <w:t xml:space="preserve">distribution, and makes inputs 12–20% longer (= more cost).</w:t>
+        <w:t xml:space="preserve">distribution, and makes inputs 6–18% longer (= more cost).</w:t>
       </w:r>
     </w:p>
     <w:p>
